--- a/paper/word/highlights.docx
+++ b/paper/word/highlights.docx
@@ -30,7 +30,7 @@
         </w:numPr>
       </w:pPr>
       <w:r>
-        <w:t xml:space="preserve">Rest breaks are explicit actions chosen by a memory-augmented deep Q-network.</w:t>
+        <w:t xml:space="preserve">Rest breaks are explicit actions of a memory-augmented deep Q-network.</w:t>
       </w:r>
     </w:p>
     <w:p>
@@ -41,7 +41,7 @@
         </w:numPr>
       </w:pPr>
       <w:r>
-        <w:t xml:space="preserve">Agent beats tuned break heuristics: 72.8% vs 71.4% of tasks on time.</w:t>
+        <w:t xml:space="preserve">Tuned rest rules are strong; learned agents match or beat the best of nine.</w:t>
       </w:r>
     </w:p>
     <w:p>
@@ -52,7 +52,7 @@
         </w:numPr>
       </w:pPr>
       <w:r>
-        <w:t xml:space="preserve">The learned policy rests during the post-lunch dip and does hard tasks early.</w:t>
+        <w:t xml:space="preserve">Only learned policies protect hard tasks while maximising on-time completion.</w:t>
       </w:r>
     </w:p>
     <w:p>
@@ -63,7 +63,7 @@
         </w:numPr>
       </w:pPr>
       <w:r>
-        <w:t xml:space="preserve">Ablations show the gain depends on modelling dynamic human cognition.</w:t>
+        <w:t xml:space="preserve">The value of learning grows sharply with the accuracy of cognitive sensing.</w:t>
       </w:r>
     </w:p>
     <w:bookmarkEnd w:id="20"/>

--- a/paper/word/highlights.docx
+++ b/paper/word/highlights.docx
@@ -30,7 +30,7 @@
         </w:numPr>
       </w:pPr>
       <w:r>
-        <w:t xml:space="preserve">Rest breaks are explicit actions of a memory-augmented deep Q-network.</w:t>
+        <w:t xml:space="preserve">Rest breaks are explicit actions of memory-augmented DQN and PPO schedulers.</w:t>
       </w:r>
     </w:p>
     <w:p>
@@ -41,7 +41,7 @@
         </w:numPr>
       </w:pPr>
       <w:r>
-        <w:t xml:space="preserve">Tuned rest rules are strong; learned agents match or beat the best of nine.</w:t>
+        <w:t xml:space="preserve">Tuned rest rules are strong; the PPO scheduler beats the best of nine rules.</w:t>
       </w:r>
     </w:p>
     <w:p>
@@ -52,7 +52,7 @@
         </w:numPr>
       </w:pPr>
       <w:r>
-        <w:t xml:space="preserve">Only learned policies protect hard tasks while maximising on-time completion.</w:t>
+        <w:t xml:space="preserve">Learned policies alone protect hard tasks while maximising on-time completion.</w:t>
       </w:r>
     </w:p>
     <w:p>
@@ -63,7 +63,21 @@
         </w:numPr>
       </w:pPr>
       <w:r>
-        <w:t xml:space="preserve">The value of learning grows sharply with the accuracy of cognitive sensing.</w:t>
+        <w:t xml:space="preserve">Results hold under sensor noise and</w:t>
+      </w:r>
+      <w:r>
+        <w:t xml:space="preserve"> </w:t>
+      </w:r>
+      <m:oMath>
+        <m:r>
+          <m:rPr>
+            <m:sty m:val="p"/>
+          </m:rPr>
+          <m:t>±</m:t>
+        </m:r>
+      </m:oMath>
+      <w:r>
+        <w:t xml:space="preserve">30% changes of all cognitive parameters.</w:t>
       </w:r>
     </w:p>
     <w:bookmarkEnd w:id="20"/>
